--- a/TAI_LIEU_HOAN_CHINH/02_Chuyen_de/CD2_chuyen_de_2.docx
+++ b/TAI_LIEU_HOAN_CHINH/02_Chuyen_de/CD2_chuyen_de_2.docx
@@ -17607,7 +17607,7 @@
     <w:name w:val="Normal"/>
     <w:qFormat/>
     <w:pPr>
-      <w:spacing w:line="360" w:lineRule="auto"/>
+      <w:spacing w:line="288" w:lineRule="auto"/>
       <w:jc w:val="both"/>
     </w:pPr>
     <w:rPr>
@@ -17621,7 +17621,7 @@
     <w:basedOn w:val="Normal"/>
     <w:link w:val="BodyTextChar"/>
     <w:pPr>
-      <w:spacing w:after="180" w:before="180" w:line="360" w:lineRule="auto"/>
+      <w:spacing w:after="180" w:before="180" w:line="288" w:lineRule="auto"/>
       <w:jc w:val="both"/>
     </w:pPr>
     <w:qFormat/>
@@ -17637,7 +17637,7 @@
     <w:next w:val="BodyText"/>
     <w:qFormat/>
     <w:pPr>
-      <w:spacing w:line="360" w:lineRule="auto"/>
+      <w:spacing w:line="288" w:lineRule="auto"/>
       <w:jc w:val="both"/>
     </w:pPr>
     <w:rPr>
@@ -17651,7 +17651,7 @@
     <w:basedOn w:val="BodyText"/>
     <w:qFormat/>
     <w:pPr>
-      <w:spacing w:after="36" w:before="36" w:line="360" w:lineRule="auto"/>
+      <w:spacing w:after="36" w:before="36" w:line="288" w:lineRule="auto"/>
       <w:jc w:val="both"/>
     </w:pPr>
     <w:rPr>
@@ -17668,7 +17668,7 @@
     <w:pPr>
       <w:keepNext/>
       <w:keepLines/>
-      <w:spacing w:after="240" w:before="480" w:line="360" w:lineRule="auto"/>
+      <w:spacing w:after="240" w:before="480" w:line="288" w:lineRule="auto"/>
       <w:jc w:val="both"/>
     </w:pPr>
     <w:rPr>
@@ -17688,7 +17688,7 @@
     <w:pPr>
       <w:keepNext/>
       <w:keepLines/>
-      <w:spacing w:after="240" w:before="240" w:line="360" w:lineRule="auto"/>
+      <w:spacing w:after="240" w:before="240" w:line="288" w:lineRule="auto"/>
       <w:jc w:val="both"/>
     </w:pPr>
     <w:rPr>
@@ -17705,7 +17705,7 @@
     <w:pPr>
       <w:keepNext/>
       <w:keepLines/>
-      <w:spacing w:line="360" w:lineRule="auto"/>
+      <w:spacing w:line="288" w:lineRule="auto"/>
       <w:jc w:val="both"/>
     </w:pPr>
     <w:rPr>
@@ -17721,7 +17721,7 @@
     <w:pPr>
       <w:keepNext/>
       <w:keepLines/>
-      <w:spacing w:line="360" w:lineRule="auto"/>
+      <w:spacing w:line="288" w:lineRule="auto"/>
       <w:jc w:val="both"/>
     </w:pPr>
     <w:rPr>
@@ -17739,7 +17739,7 @@
       <w:keepNext/>
       <w:keepLines/>
       <w:jc w:val="both"/>
-      <w:spacing w:after="0" w:before="300" w:line="360" w:lineRule="auto"/>
+      <w:spacing w:after="0" w:before="300" w:line="288" w:lineRule="auto"/>
     </w:pPr>
     <w:rPr>
       <w:color w:val="000000"/>
@@ -17757,7 +17757,7 @@
     <w:pPr>
       <w:keepNext/>
       <w:keepLines/>
-      <w:spacing w:after="300" w:before="100" w:line="360" w:lineRule="auto"/>
+      <w:spacing w:after="300" w:before="100" w:line="288" w:lineRule="auto"/>
       <w:jc w:val="both"/>
     </w:pPr>
     <w:rPr>
@@ -17773,7 +17773,7 @@
     <w:next w:val="Bibliography"/>
     <w:qFormat/>
     <w:pPr>
-      <w:spacing w:line="360" w:lineRule="auto"/>
+      <w:spacing w:line="288" w:lineRule="auto"/>
       <w:jc w:val="both"/>
     </w:pPr>
     <w:rPr>
@@ -17791,7 +17791,7 @@
     <w:pPr>
       <w:keepNext/>
       <w:keepLines/>
-      <w:spacing w:after="0" w:before="480" w:line="360" w:lineRule="auto"/>
+      <w:spacing w:after="0" w:before="480" w:line="288" w:lineRule="auto"/>
       <w:jc w:val="both"/>
       <w:outlineLvl w:val="0"/>
     </w:pPr>
@@ -17814,7 +17814,7 @@
     <w:pPr>
       <w:keepNext/>
       <w:keepLines/>
-      <w:spacing w:after="0" w:before="200" w:line="360" w:lineRule="auto"/>
+      <w:spacing w:after="0" w:before="200" w:line="288" w:lineRule="auto"/>
       <w:jc w:val="both"/>
       <w:outlineLvl w:val="1"/>
     </w:pPr>
@@ -17837,7 +17837,7 @@
     <w:pPr>
       <w:keepNext/>
       <w:keepLines/>
-      <w:spacing w:after="0" w:before="200" w:line="360" w:lineRule="auto"/>
+      <w:spacing w:after="0" w:before="200" w:line="288" w:lineRule="auto"/>
       <w:jc w:val="both"/>
       <w:outlineLvl w:val="2"/>
     </w:pPr>
@@ -17860,7 +17860,7 @@
     <w:pPr>
       <w:keepNext/>
       <w:keepLines/>
-      <w:spacing w:after="0" w:before="200" w:line="360" w:lineRule="auto"/>
+      <w:spacing w:after="0" w:before="200" w:line="288" w:lineRule="auto"/>
       <w:jc w:val="both"/>
       <w:outlineLvl w:val="3"/>
     </w:pPr>
@@ -17883,7 +17883,7 @@
     <w:pPr>
       <w:keepNext/>
       <w:keepLines/>
-      <w:spacing w:after="0" w:before="200" w:line="360" w:lineRule="auto"/>
+      <w:spacing w:after="0" w:before="200" w:line="288" w:lineRule="auto"/>
       <w:jc w:val="both"/>
       <w:outlineLvl w:val="4"/>
     </w:pPr>
@@ -17905,7 +17905,7 @@
     <w:pPr>
       <w:keepNext/>
       <w:keepLines/>
-      <w:spacing w:after="0" w:before="200" w:line="360" w:lineRule="auto"/>
+      <w:spacing w:after="0" w:before="200" w:line="288" w:lineRule="auto"/>
       <w:jc w:val="both"/>
       <w:outlineLvl w:val="5"/>
     </w:pPr>
@@ -17926,7 +17926,7 @@
     <w:pPr>
       <w:keepNext/>
       <w:keepLines/>
-      <w:spacing w:after="0" w:before="200" w:line="360" w:lineRule="auto"/>
+      <w:spacing w:after="0" w:before="200" w:line="288" w:lineRule="auto"/>
       <w:jc w:val="both"/>
       <w:outlineLvl w:val="6"/>
     </w:pPr>
@@ -17947,7 +17947,7 @@
     <w:pPr>
       <w:keepNext/>
       <w:keepLines/>
-      <w:spacing w:after="0" w:before="200" w:line="360" w:lineRule="auto"/>
+      <w:spacing w:after="0" w:before="200" w:line="288" w:lineRule="auto"/>
       <w:jc w:val="both"/>
       <w:outlineLvl w:val="7"/>
     </w:pPr>
@@ -17968,7 +17968,7 @@
     <w:pPr>
       <w:keepNext/>
       <w:keepLines/>
-      <w:spacing w:after="0" w:before="200" w:line="360" w:lineRule="auto"/>
+      <w:spacing w:after="0" w:before="200" w:line="288" w:lineRule="auto"/>
       <w:jc w:val="both"/>
       <w:outlineLvl w:val="8"/>
     </w:pPr>
@@ -17987,7 +17987,7 @@
     <w:unhideWhenUsed/>
     <w:qFormat/>
     <w:pPr>
-      <w:spacing w:after="100" w:before="100" w:line="360" w:lineRule="auto"/>
+      <w:spacing w:after="100" w:before="100" w:line="288" w:lineRule="auto"/>
       <w:ind w:firstLine="0" w:left="480" w:right="480"/>
       <w:jc w:val="both"/>
     </w:pPr>
@@ -18005,7 +18005,7 @@
     <w:unhideWhenUsed/>
     <w:qFormat/>
     <w:pPr>
-      <w:spacing w:line="360" w:lineRule="auto"/>
+      <w:spacing w:line="288" w:lineRule="auto"/>
       <w:jc w:val="both"/>
     </w:pPr>
     <w:rPr>
@@ -18031,7 +18031,7 @@
     <w:unhideWhenUsed/>
     <w:qFormat/>
     <w:pPr>
-      <w:spacing w:line="360" w:lineRule="auto"/>
+      <w:spacing w:line="288" w:lineRule="auto"/>
       <w:jc w:val="both"/>
     </w:pPr>
     <w:rPr>
@@ -18071,7 +18071,7 @@
     <w:pPr>
       <w:keepNext/>
       <w:keepLines/>
-      <w:spacing w:after="0" w:line="360" w:lineRule="auto"/>
+      <w:spacing w:after="0" w:line="288" w:lineRule="auto"/>
       <w:jc w:val="both"/>
     </w:pPr>
     <w:rPr>
@@ -18085,7 +18085,7 @@
     <w:name w:val="Definition"/>
     <w:basedOn w:val="Normal"/>
     <w:pPr>
-      <w:spacing w:line="360" w:lineRule="auto"/>
+      <w:spacing w:line="288" w:lineRule="auto"/>
       <w:jc w:val="both"/>
     </w:pPr>
     <w:rPr>
@@ -18099,7 +18099,7 @@
     <w:basedOn w:val="Normal"/>
     <w:link w:val="BodyTextChar"/>
     <w:pPr>
-      <w:spacing w:after="120" w:before="0" w:line="360" w:lineRule="auto"/>
+      <w:spacing w:after="120" w:before="0" w:line="288" w:lineRule="auto"/>
       <w:jc w:val="both"/>
     </w:pPr>
     <w:rPr>
@@ -18114,7 +18114,7 @@
     <w:basedOn w:val="Caption"/>
     <w:pPr>
       <w:keepNext/>
-      <w:spacing w:line="360" w:lineRule="auto"/>
+      <w:spacing w:line="288" w:lineRule="auto"/>
       <w:jc w:val="both"/>
     </w:pPr>
     <w:rPr>
@@ -18127,7 +18127,7 @@
     <w:name w:val="Image Caption"/>
     <w:basedOn w:val="Caption"/>
     <w:pPr>
-      <w:spacing w:line="360" w:lineRule="auto"/>
+      <w:spacing w:line="288" w:lineRule="auto"/>
       <w:jc w:val="both"/>
     </w:pPr>
     <w:rPr>
@@ -18140,7 +18140,7 @@
     <w:name w:val="Figure"/>
     <w:basedOn w:val="Normal"/>
     <w:pPr>
-      <w:spacing w:line="360" w:lineRule="auto"/>
+      <w:spacing w:line="288" w:lineRule="auto"/>
       <w:jc w:val="both"/>
     </w:pPr>
     <w:rPr>
@@ -18154,7 +18154,7 @@
     <w:basedOn w:val="Figure"/>
     <w:pPr>
       <w:keepNext/>
-      <w:spacing w:line="360" w:lineRule="auto"/>
+      <w:spacing w:line="288" w:lineRule="auto"/>
       <w:jc w:val="both"/>
     </w:pPr>
     <w:rPr>
@@ -18218,7 +18218,7 @@
     <w:unhideWhenUsed/>
     <w:qFormat/>
     <w:pPr>
-      <w:spacing w:before="240" w:line="360" w:lineRule="auto"/>
+      <w:spacing w:before="240" w:line="288" w:lineRule="auto"/>
       <w:jc w:val="both"/>
       <w:outlineLvl w:val="9"/>
     </w:pPr>
